--- a/plantilla_cotizacion_foton_du10.docx
+++ b/plantilla_cotizacion_foton_du10.docx
@@ -1822,8 +1822,13 @@
               <w:spacing w:line="259" w:lineRule="auto"/>
               <w:jc w:val="both"/>
             </w:pPr>
-            <w:r>
-              <w:t xml:space="preserve">Ejes trasero </w:t>
+            <w:proofErr w:type="gramStart"/>
+            <w:r>
+              <w:t>Ejes trasero</w:t>
+            </w:r>
+            <w:proofErr w:type="gramEnd"/>
+            <w:r>
+              <w:t xml:space="preserve"> </w:t>
             </w:r>
           </w:p>
         </w:tc>
@@ -2724,27 +2729,23 @@
       </w:r>
       <w:proofErr w:type="gramStart"/>
       <w:r>
-        <w:t>{{</w:t>
-      </w:r>
-      <w:r>
-        <w:t xml:space="preserve"> </w:t>
-      </w:r>
-      <w:r>
-        <w:t>Lugar</w:t>
+        <w:t xml:space="preserve">{{ </w:t>
+      </w:r>
+      <w:proofErr w:type="spellStart"/>
+      <w:r>
+        <w:t>lugar</w:t>
       </w:r>
       <w:proofErr w:type="gramEnd"/>
       <w:r>
-        <w:t xml:space="preserve"> de </w:t>
+        <w:t>_</w:t>
       </w:r>
       <w:proofErr w:type="gramStart"/>
       <w:r>
         <w:t>entrega</w:t>
       </w:r>
-      <w:r>
-        <w:t xml:space="preserve"> </w:t>
-      </w:r>
-      <w:r>
-        <w:t>}</w:t>
+      <w:proofErr w:type="spellEnd"/>
+      <w:r>
+        <w:t xml:space="preserve"> }</w:t>
       </w:r>
       <w:proofErr w:type="gramEnd"/>
       <w:r>
@@ -5403,6 +5404,7 @@
   </w:compat>
   <w:rsids>
     <w:rsidRoot w:val="00025EDE"/>
+    <w:rsid w:val="00001D55"/>
     <w:rsid w:val="00006252"/>
     <w:rsid w:val="0001664A"/>
     <w:rsid w:val="00025EDE"/>
@@ -5420,10 +5422,12 @@
     <w:rsid w:val="002B7500"/>
     <w:rsid w:val="002F495C"/>
     <w:rsid w:val="00325274"/>
+    <w:rsid w:val="00333D96"/>
     <w:rsid w:val="003D15A1"/>
     <w:rsid w:val="003F2B7B"/>
     <w:rsid w:val="003F2C04"/>
     <w:rsid w:val="004163B6"/>
+    <w:rsid w:val="00520063"/>
     <w:rsid w:val="0054265B"/>
     <w:rsid w:val="00582D0F"/>
     <w:rsid w:val="005D6A4C"/>
@@ -5449,6 +5453,7 @@
     <w:rsid w:val="00A363C3"/>
     <w:rsid w:val="00B3265B"/>
     <w:rsid w:val="00BD25FD"/>
+    <w:rsid w:val="00C261C5"/>
     <w:rsid w:val="00CF2119"/>
     <w:rsid w:val="00ED05C8"/>
     <w:rsid w:val="00EF5B34"/>
